--- a/docs/ИУП индивидуальный лист для МДК 02.01.docx
+++ b/docs/ИУП индивидуальный лист для МДК 02.01.docx
@@ -96,9 +96,9 @@
                           <a:avLst/>
                           <a:gdLst>
                             <a:gd name="textAreaLeft" fmla="*/ 0 w 4231800"/>
-                            <a:gd name="textAreaRight" fmla="*/ 4233600 w 4231800"/>
+                            <a:gd name="textAreaRight" fmla="*/ 4233960 w 4231800"/>
                             <a:gd name="textAreaTop" fmla="*/ 0 h 720"/>
-                            <a:gd name="textAreaBottom" fmla="*/ 4680 h 720"/>
+                            <a:gd name="textAreaBottom" fmla="*/ 6840 h 720"/>
                           </a:gdLst>
                           <a:ahLst/>
                           <a:cxnLst/>
@@ -240,9 +240,10 @@
     <w:p>
       <w:pPr>
         <w:sectPr>
-          <w:type w:val="continuous"/>
+          <w:type w:val="nextPage"/>
           <w:pgSz w:orient="landscape" w:w="16838" w:h="11906"/>
           <w:pgMar w:left="1160" w:right="600" w:gutter="0" w:header="0" w:top="800" w:footer="0" w:bottom="280"/>
+          <w:pgNumType w:fmt="decimal"/>
           <w:cols w:num="2" w:equalWidth="false" w:sep="false">
             <w:col w:w="11723" w:space="40"/>
             <w:col w:w="3314"/>
@@ -4074,15 +4075,15 @@
                         <wps:spPr>
                           <a:xfrm>
                             <a:off x="0" y="0"/>
-                            <a:ext cx="1874520" cy="9360"/>
+                            <a:ext cx="1873800" cy="9360"/>
                           </a:xfrm>
                           <a:custGeom>
                             <a:avLst/>
                             <a:gdLst>
-                              <a:gd name="textAreaLeft" fmla="*/ 0 w 1062720"/>
-                              <a:gd name="textAreaRight" fmla="*/ 1064520 w 1062720"/>
+                              <a:gd name="textAreaLeft" fmla="*/ 0 w 1062360"/>
+                              <a:gd name="textAreaRight" fmla="*/ 1064520 w 1062360"/>
                               <a:gd name="textAreaTop" fmla="*/ 0 h 5400"/>
-                              <a:gd name="textAreaBottom" fmla="*/ 7200 h 5400"/>
+                              <a:gd name="textAreaBottom" fmla="*/ 7560 h 5400"/>
                             </a:gdLst>
                             <a:ahLst/>
                             <a:cxnLst/>
@@ -4127,9 +4128,9 @@
                             <a:avLst/>
                             <a:gdLst>
                               <a:gd name="textAreaLeft" fmla="*/ 0 w 1463760"/>
-                              <a:gd name="textAreaRight" fmla="*/ 1465560 w 1463760"/>
+                              <a:gd name="textAreaRight" fmla="*/ 1465920 w 1463760"/>
                               <a:gd name="textAreaTop" fmla="*/ 0 h 5400"/>
-                              <a:gd name="textAreaBottom" fmla="*/ 7200 h 5400"/>
+                              <a:gd name="textAreaBottom" fmla="*/ 7560 h 5400"/>
                             </a:gdLst>
                             <a:ahLst/>
                             <a:cxnLst/>
@@ -4229,9 +4230,9 @@
                             <a:avLst/>
                             <a:gdLst>
                               <a:gd name="textAreaLeft" fmla="*/ 0 w 2015640"/>
-                              <a:gd name="textAreaRight" fmla="*/ 2017440 w 2015640"/>
+                              <a:gd name="textAreaRight" fmla="*/ 2017800 w 2015640"/>
                               <a:gd name="textAreaTop" fmla="*/ 0 h 3600"/>
-                              <a:gd name="textAreaBottom" fmla="*/ 5400 h 3600"/>
+                              <a:gd name="textAreaBottom" fmla="*/ 5760 h 3600"/>
                             </a:gdLst>
                             <a:ahLst/>
                             <a:cxnLst/>
@@ -4678,9 +4679,9 @@
                             <a:avLst/>
                             <a:gdLst>
                               <a:gd name="textAreaLeft" fmla="*/ 0 w 2015640"/>
-                              <a:gd name="textAreaRight" fmla="*/ 2017440 w 2015640"/>
+                              <a:gd name="textAreaRight" fmla="*/ 2017800 w 2015640"/>
                               <a:gd name="textAreaTop" fmla="*/ 0 h 3600"/>
-                              <a:gd name="textAreaBottom" fmla="*/ 5400 h 3600"/>
+                              <a:gd name="textAreaBottom" fmla="*/ 5760 h 3600"/>
                             </a:gdLst>
                             <a:ahLst/>
                             <a:cxnLst/>
@@ -5133,7 +5134,7 @@
           <w:cols w:num="3" w:equalWidth="false" w:sep="false">
             <w:col w:w="6228" w:space="816"/>
             <w:col w:w="2899" w:space="58"/>
-            <w:col w:w="5075"/>
+            <w:col w:w="5076"/>
           </w:cols>
           <w:formProt w:val="false"/>
           <w:textDirection w:val="lrTb"/>
@@ -5756,7 +5757,7 @@
   </w:style>
   <w:style w:type="paragraph" w:styleId="Heading1">
     <w:name w:val="heading 1"/>
-    <w:basedOn w:val="Style11"/>
+    <w:basedOn w:val="user1"/>
     <w:next w:val="BodyText"/>
     <w:qFormat/>
     <w:pPr>
@@ -5773,7 +5774,7 @@
   </w:style>
   <w:style w:type="paragraph" w:styleId="Heading2">
     <w:name w:val="heading 2"/>
-    <w:basedOn w:val="Style11"/>
+    <w:basedOn w:val="user1"/>
     <w:next w:val="BodyText"/>
     <w:qFormat/>
     <w:pPr>
@@ -5790,7 +5791,7 @@
   </w:style>
   <w:style w:type="paragraph" w:styleId="Heading3">
     <w:name w:val="heading 3"/>
-    <w:basedOn w:val="Style11"/>
+    <w:basedOn w:val="user1"/>
     <w:next w:val="BodyText"/>
     <w:qFormat/>
     <w:pPr>
@@ -5807,7 +5808,7 @@
   </w:style>
   <w:style w:type="paragraph" w:styleId="Heading4">
     <w:name w:val="heading 4"/>
-    <w:basedOn w:val="Style11"/>
+    <w:basedOn w:val="user1"/>
     <w:next w:val="BodyText"/>
     <w:qFormat/>
     <w:pPr>
@@ -5824,7 +5825,7 @@
   </w:style>
   <w:style w:type="paragraph" w:styleId="Heading6">
     <w:name w:val="heading 6"/>
-    <w:basedOn w:val="Style11"/>
+    <w:basedOn w:val="user1"/>
     <w:next w:val="BodyText"/>
     <w:qFormat/>
     <w:pPr>
@@ -5859,8 +5860,8 @@
       <w:szCs w:val="27"/>
     </w:rPr>
   </w:style>
-  <w:style w:type="character" w:styleId="Style10">
-    <w:name w:val="Символ нумерации"/>
+  <w:style w:type="character" w:styleId="user">
+    <w:name w:val="Символ нумерации (user)"/>
     <w:qFormat/>
     <w:rPr/>
   </w:style>
@@ -5879,7 +5880,7 @@
       <w:u w:val="single"/>
     </w:rPr>
   </w:style>
-  <w:style w:type="paragraph" w:styleId="Style11">
+  <w:style w:type="paragraph" w:styleId="Style10">
     <w:name w:val="Заголовок"/>
     <w:basedOn w:val="Normal"/>
     <w:next w:val="BodyText"/>
@@ -5935,7 +5936,7 @@
       <w:szCs w:val="24"/>
     </w:rPr>
   </w:style>
-  <w:style w:type="paragraph" w:styleId="Style12">
+  <w:style w:type="paragraph" w:styleId="Style11">
     <w:name w:val="Указатель"/>
     <w:basedOn w:val="Normal"/>
     <w:qFormat/>
@@ -5946,7 +5947,7 @@
       <w:rFonts w:cs="FreeSans"/>
     </w:rPr>
   </w:style>
-  <w:style w:type="paragraph" w:styleId="user">
+  <w:style w:type="paragraph" w:styleId="user1">
     <w:name w:val="Заголовок (user)"/>
     <w:basedOn w:val="Normal"/>
     <w:next w:val="BodyText"/>
@@ -5961,7 +5962,7 @@
       <w:szCs w:val="28"/>
     </w:rPr>
   </w:style>
-  <w:style w:type="paragraph" w:styleId="user1">
+  <w:style w:type="paragraph" w:styleId="user2">
     <w:name w:val="Указатель (user)"/>
     <w:basedOn w:val="Normal"/>
     <w:qFormat/>
@@ -5986,8 +5987,8 @@
       <w:rFonts w:ascii="Times New Roman" w:hAnsi="Times New Roman" w:eastAsia="Times New Roman" w:cs="Times New Roman"/>
     </w:rPr>
   </w:style>
-  <w:style w:type="paragraph" w:styleId="Style13">
-    <w:name w:val="Содержимое таблицы"/>
+  <w:style w:type="paragraph" w:styleId="user3">
+    <w:name w:val="Содержимое таблицы (user)"/>
     <w:basedOn w:val="Normal"/>
     <w:qFormat/>
     <w:pPr>
@@ -5996,9 +5997,9 @@
     </w:pPr>
     <w:rPr/>
   </w:style>
-  <w:style w:type="paragraph" w:styleId="Style14">
-    <w:name w:val="Заголовок таблицы"/>
-    <w:basedOn w:val="Style13"/>
+  <w:style w:type="paragraph" w:styleId="user4">
+    <w:name w:val="Заголовок таблицы (user)"/>
+    <w:basedOn w:val="user3"/>
     <w:qFormat/>
     <w:pPr>
       <w:suppressLineNumbers/>
@@ -6009,8 +6010,8 @@
       <w:bCs/>
     </w:rPr>
   </w:style>
-  <w:style w:type="numbering" w:styleId="Style15" w:default="1">
-    <w:name w:val="Без списка"/>
+  <w:style w:type="numbering" w:styleId="user5" w:default="1">
+    <w:name w:val="Без списка (user)"/>
     <w:uiPriority w:val="99"/>
     <w:semiHidden/>
     <w:unhideWhenUsed/>
